--- a/report/MLOps_Assignment_1_Report.docx
+++ b/report/MLOps_Assignment_1_Report.docx
@@ -7149,143 +7149,6 @@
         <w:tblLook w:val="04A0" w:firstRow="1" w:lastRow="0" w:firstColumn="1" w:lastColumn="0" w:noHBand="0" w:noVBand="1"/>
       </w:tblPr>
       <w:tblGrid>
-        <w:gridCol w:w="9026"/>
-      </w:tblGrid>
-      <w:tr>
-        <w:trPr>
-          <w:trHeight w:val="2400"/>
-        </w:trPr>
-        <w:tc>
-          <w:tcPr>
-            <w:tcW w:w="9026" w:type="dxa"/>
-            <w:tcBorders>
-              <w:top w:val="dashed" w:sz="8" w:space="0" w:color="BF9000"/>
-              <w:left w:val="dashed" w:sz="8" w:space="0" w:color="BF9000"/>
-              <w:bottom w:val="dashed" w:sz="8" w:space="0" w:color="BF9000"/>
-              <w:right w:val="dashed" w:sz="8" w:space="0" w:color="BF9000"/>
-            </w:tcBorders>
-            <w:shd w:val="clear" w:color="auto" w:fill="FFF8DC"/>
-            <w:tcMar>
-              <w:top w:w="120" w:type="dxa"/>
-              <w:left w:w="200" w:type="dxa"/>
-              <w:bottom w:w="120" w:type="dxa"/>
-              <w:right w:w="200" w:type="dxa"/>
-            </w:tcMar>
-            <w:vAlign w:val="center"/>
-          </w:tcPr>
-          <w:p>
-            <w:pPr>
-              <w:spacing w:after="60"/>
-              <w:jc w:val="center"/>
-            </w:pPr>
-            <w:r>
-              <w:rPr>
-                <w:b/>
-                <w:bCs/>
-                <w:color w:val="7A5A00"/>
-              </w:rPr>
-              <w:t>INSERT SCREENSHOT HERE</w:t>
-            </w:r>
-          </w:p>
-          <w:p>
-            <w:pPr>
-              <w:spacing w:after="60"/>
-              <w:jc w:val="center"/>
-            </w:pPr>
-            <w:r>
-              <w:rPr>
-                <w:rFonts w:ascii="Consolas" w:eastAsia="Consolas" w:hAnsi="Consolas" w:cs="Consolas"/>
-                <w:color w:val="7A5A00"/>
-                <w:sz w:val="18"/>
-                <w:szCs w:val="18"/>
-              </w:rPr>
-              <w:t>screenshots/k8s/ (</w:t>
-            </w:r>
-            <w:proofErr w:type="spellStart"/>
-            <w:r>
-              <w:rPr>
-                <w:rFonts w:ascii="Consolas" w:eastAsia="Consolas" w:hAnsi="Consolas" w:cs="Consolas"/>
-                <w:color w:val="7A5A00"/>
-                <w:sz w:val="18"/>
-                <w:szCs w:val="18"/>
-              </w:rPr>
-              <w:t>kubectl</w:t>
-            </w:r>
-            <w:proofErr w:type="spellEnd"/>
-            <w:r>
-              <w:rPr>
-                <w:rFonts w:ascii="Consolas" w:eastAsia="Consolas" w:hAnsi="Consolas" w:cs="Consolas"/>
-                <w:color w:val="7A5A00"/>
-                <w:sz w:val="18"/>
-                <w:szCs w:val="18"/>
-              </w:rPr>
-              <w:t xml:space="preserve"> get pods, deployments, services)</w:t>
-            </w:r>
-          </w:p>
-          <w:p>
-            <w:pPr>
-              <w:jc w:val="center"/>
-            </w:pPr>
-            <w:r>
-              <w:rPr>
-                <w:color w:val="7A5A00"/>
-                <w:sz w:val="19"/>
-                <w:szCs w:val="19"/>
-              </w:rPr>
-              <w:t>Two heart-</w:t>
-            </w:r>
-            <w:proofErr w:type="spellStart"/>
-            <w:r>
-              <w:rPr>
-                <w:color w:val="7A5A00"/>
-                <w:sz w:val="19"/>
-                <w:szCs w:val="19"/>
-              </w:rPr>
-              <w:t>api</w:t>
-            </w:r>
-            <w:proofErr w:type="spellEnd"/>
-            <w:r>
-              <w:rPr>
-                <w:color w:val="7A5A00"/>
-                <w:sz w:val="19"/>
-                <w:szCs w:val="19"/>
-              </w:rPr>
-              <w:t xml:space="preserve"> pods running, with the deployment and service</w:t>
-            </w:r>
-          </w:p>
-        </w:tc>
-      </w:tr>
-    </w:tbl>
-    <w:p>
-      <w:pPr>
-        <w:spacing w:before="60" w:after="200"/>
-        <w:jc w:val="center"/>
-      </w:pPr>
-      <w:r>
-        <w:rPr>
-          <w:i/>
-          <w:iCs/>
-          <w:color w:val="4B5563"/>
-          <w:sz w:val="19"/>
-          <w:szCs w:val="19"/>
-        </w:rPr>
-        <w:t>Figure 10: The deployment running on Kubernetes.</w:t>
-      </w:r>
-    </w:p>
-    <w:tbl>
-      <w:tblPr>
-        <w:tblW w:w="9026" w:type="dxa"/>
-        <w:tblBorders>
-          <w:top w:val="single" w:sz="4" w:space="0" w:color="auto"/>
-          <w:left w:val="single" w:sz="4" w:space="0" w:color="auto"/>
-          <w:bottom w:val="single" w:sz="4" w:space="0" w:color="auto"/>
-          <w:right w:val="single" w:sz="4" w:space="0" w:color="auto"/>
-          <w:insideH w:val="single" w:sz="4" w:space="0" w:color="auto"/>
-          <w:insideV w:val="single" w:sz="4" w:space="0" w:color="auto"/>
-        </w:tblBorders>
-        <w:tblLook w:val="04A0" w:firstRow="1" w:lastRow="0" w:firstColumn="1" w:lastColumn="0" w:noHBand="0" w:noVBand="1"/>
-      </w:tblPr>
-      <w:tblGrid>
         <w:gridCol w:w="9430"/>
       </w:tblGrid>
       <w:tr>
@@ -7313,26 +7176,16 @@
           <w:p>
             <w:pPr>
               <w:jc w:val="center"/>
-              <w:rPr>
-                <w:color w:val="7A5A00"/>
-                <w:sz w:val="19"/>
-                <w:szCs w:val="19"/>
-              </w:rPr>
             </w:pPr>
-          </w:p>
-          <w:p>
-            <w:pPr>
-              <w:jc w:val="center"/>
-            </w:pPr>
             <w:r>
               <w:rPr>
                 <w:noProof/>
               </w:rPr>
               <w:drawing>
-                <wp:inline distT="0" distB="0" distL="0" distR="0" wp14:anchorId="7880B20A" wp14:editId="60A97E65">
+                <wp:inline distT="0" distB="0" distL="0" distR="0" wp14:anchorId="0BB7BD35" wp14:editId="710E9D19">
                   <wp:extent cx="5731510" cy="2620010"/>
                   <wp:effectExtent l="0" t="0" r="2540" b="8890"/>
-                  <wp:docPr id="1992437441" name="Picture 10"/>
+                  <wp:docPr id="1711260810" name="Picture 16"/>
                   <wp:cNvGraphicFramePr>
                     <a:graphicFrameLocks xmlns:a="http://schemas.openxmlformats.org/drawingml/2006/main" noChangeAspect="1"/>
                   </wp:cNvGraphicFramePr>
@@ -7340,7 +7193,7 @@
                     <a:graphicData uri="http://schemas.openxmlformats.org/drawingml/2006/picture">
                       <pic:pic xmlns:pic="http://schemas.openxmlformats.org/drawingml/2006/picture">
                         <pic:nvPicPr>
-                          <pic:cNvPr id="1992437441" name="Picture 1992437441"/>
+                          <pic:cNvPr id="1711260810" name="Picture 1711260810"/>
                           <pic:cNvPicPr/>
                         </pic:nvPicPr>
                         <pic:blipFill>
@@ -7371,19 +7224,72 @@
               </w:drawing>
             </w:r>
           </w:p>
+        </w:tc>
+      </w:tr>
+    </w:tbl>
+    <w:p>
+      <w:pPr>
+        <w:spacing w:before="60" w:after="200"/>
+        <w:jc w:val="center"/>
+      </w:pPr>
+      <w:r>
+        <w:rPr>
+          <w:i/>
+          <w:iCs/>
+          <w:color w:val="4B5563"/>
+          <w:sz w:val="19"/>
+          <w:szCs w:val="19"/>
+        </w:rPr>
+        <w:t>Figure 10: The deployment running on Kubernetes.</w:t>
+      </w:r>
+    </w:p>
+    <w:tbl>
+      <w:tblPr>
+        <w:tblW w:w="9026" w:type="dxa"/>
+        <w:tblBorders>
+          <w:top w:val="single" w:sz="4" w:space="0" w:color="auto"/>
+          <w:left w:val="single" w:sz="4" w:space="0" w:color="auto"/>
+          <w:bottom w:val="single" w:sz="4" w:space="0" w:color="auto"/>
+          <w:right w:val="single" w:sz="4" w:space="0" w:color="auto"/>
+          <w:insideH w:val="single" w:sz="4" w:space="0" w:color="auto"/>
+          <w:insideV w:val="single" w:sz="4" w:space="0" w:color="auto"/>
+        </w:tblBorders>
+        <w:tblLook w:val="04A0" w:firstRow="1" w:lastRow="0" w:firstColumn="1" w:lastColumn="0" w:noHBand="0" w:noVBand="1"/>
+      </w:tblPr>
+      <w:tblGrid>
+        <w:gridCol w:w="9430"/>
+      </w:tblGrid>
+      <w:tr>
+        <w:trPr>
+          <w:trHeight w:val="2400"/>
+        </w:trPr>
+        <w:tc>
+          <w:tcPr>
+            <w:tcW w:w="9026" w:type="dxa"/>
+            <w:tcBorders>
+              <w:top w:val="dashed" w:sz="8" w:space="0" w:color="BF9000"/>
+              <w:left w:val="dashed" w:sz="8" w:space="0" w:color="BF9000"/>
+              <w:bottom w:val="dashed" w:sz="8" w:space="0" w:color="BF9000"/>
+              <w:right w:val="dashed" w:sz="8" w:space="0" w:color="BF9000"/>
+            </w:tcBorders>
+            <w:shd w:val="clear" w:color="auto" w:fill="FFF8DC"/>
+            <w:tcMar>
+              <w:top w:w="120" w:type="dxa"/>
+              <w:left w:w="200" w:type="dxa"/>
+              <w:bottom w:w="120" w:type="dxa"/>
+              <w:right w:w="200" w:type="dxa"/>
+            </w:tcMar>
+            <w:vAlign w:val="center"/>
+          </w:tcPr>
           <w:p>
             <w:pPr>
               <w:jc w:val="center"/>
             </w:pPr>
-          </w:p>
-          <w:p>
-            <w:pPr>
-              <w:jc w:val="center"/>
-            </w:pPr>
             <w:r>
               <w:rPr>
                 <w:noProof/>
               </w:rPr>
+              <w:lastRenderedPageBreak/>
               <w:drawing>
                 <wp:inline distT="0" distB="0" distL="0" distR="0" wp14:anchorId="449C5AE8" wp14:editId="769A53A7">
                   <wp:extent cx="5731510" cy="979170"/>
@@ -7542,16 +7448,11 @@
       </w:r>
     </w:p>
     <w:p>
-      <w:r>
-        <w:br w:type="page"/>
-      </w:r>
-    </w:p>
-    <w:p>
       <w:pPr>
         <w:pStyle w:val="Heading2"/>
-      </w:pPr>
-      <w:r>
-        <w:lastRenderedPageBreak/>
+        <w:ind w:firstLine="720"/>
+      </w:pPr>
+      <w:r>
         <w:t>10.2 Metrics</w:t>
       </w:r>
     </w:p>
@@ -8283,7 +8184,6 @@
               <w:rPr>
                 <w:noProof/>
               </w:rPr>
-              <w:lastRenderedPageBreak/>
               <w:drawing>
                 <wp:inline distT="0" distB="0" distL="0" distR="0" wp14:anchorId="544C1AF5" wp14:editId="01FE5D45">
                   <wp:extent cx="5731510" cy="2466340"/>
@@ -8525,7 +8425,6 @@
         <w:pStyle w:val="Heading1"/>
       </w:pPr>
       <w:r>
-        <w:lastRenderedPageBreak/>
         <w:t>11. Problems met and how I solved them</w:t>
       </w:r>
     </w:p>
@@ -8887,6 +8786,7 @@
         <w:pStyle w:val="Heading1"/>
       </w:pPr>
       <w:r>
+        <w:lastRenderedPageBreak/>
         <w:t>13. Repository and access instructions</w:t>
       </w:r>
     </w:p>
@@ -9107,7 +9007,6 @@
         <w:pStyle w:val="Heading2"/>
       </w:pPr>
       <w:r>
-        <w:lastRenderedPageBreak/>
         <w:t>References</w:t>
       </w:r>
     </w:p>
